--- a/resumes/cloud_architect.docx
+++ b/resumes/cloud_architect.docx
@@ -3,6 +3,9 @@
 <w:document xmlns:wpc="http://schemas.microsoft.com/office/word/2010/wordprocessingCanvas" xmlns:cx="http://schemas.microsoft.com/office/drawing/2014/chartex" xmlns:cx1="http://schemas.microsoft.com/office/drawing/2015/9/8/chartex" xmlns:cx2="http://schemas.microsoft.com/office/drawing/2015/10/21/chartex" xmlns:cx3="http://schemas.microsoft.com/office/drawing/2016/5/9/chartex" xmlns:cx4="http://schemas.microsoft.com/office/drawing/2016/5/10/chartex" xmlns:cx5="http://schemas.microsoft.com/office/drawing/2016/5/11/chartex" xmlns:cx6="http://schemas.microsoft.com/office/drawing/2016/5/12/chartex" xmlns:cx7="http://schemas.microsoft.com/office/drawing/2016/5/13/chartex" xmlns:cx8="http://schemas.microsoft.com/office/drawing/2016/5/14/chartex" xmlns:mc="http://schemas.openxmlformats.org/markup-compatibility/2006" xmlns:aink="http://schemas.microsoft.com/office/drawing/2016/ink" xmlns:am3d="http://schemas.microsoft.com/office/drawing/2017/model3d" xmlns:o="urn:schemas-microsoft-com:office:office" xmlns:oel="http://schemas.microsoft.com/office/2019/extlst" xmlns:r="http://schemas.openxmlformats.org/officeDocument/2006/relationships" xmlns:m="http://schemas.openxmlformats.org/officeDocument/2006/math" xmlns:v="urn:schemas-microsoft-com:vml" xmlns:wp14="http://schemas.microsoft.com/office/word/2010/wordprocessingDrawing" xmlns:wp="http://schemas.openxmlformats.org/drawingml/2006/wordprocessingDrawing" xmlns:w10="urn:schemas-microsoft-com:office:word" xmlns:w="http://schemas.openxmlformats.org/wordprocessingml/2006/main" xmlns:w14="http://schemas.microsoft.com/office/word/2010/wordml" xmlns:w15="http://schemas.microsoft.com/office/word/2012/wordml" xmlns:w16cex="http://schemas.microsoft.com/office/word/2018/wordml/cex" xmlns:w16cid="http://schemas.microsoft.com/office/word/2016/wordml/cid" xmlns:w16="http://schemas.microsoft.com/office/word/2018/wordml" xmlns:w16du="http://schemas.microsoft.com/office/word/2023/wordml/word16du" xmlns:w16sdtdh="http://schemas.microsoft.com/office/word/2020/wordml/sdtdatahash" xmlns:w16sdtfl="http://schemas.microsoft.com/office/word/2024/wordml/sdtformatlock" xmlns:w16se="http://schemas.microsoft.com/office/word/2015/wordml/symex" xmlns:wpg="http://schemas.microsoft.com/office/word/2010/wordprocessingGroup" xmlns:wpi="http://schemas.microsoft.com/office/word/2010/wordprocessingInk" xmlns:wne="http://schemas.microsoft.com/office/word/2006/wordml" xmlns:wps="http://schemas.microsoft.com/office/word/2010/wordprocessingShape" mc:Ignorable="w14 w15 w16se w16cid w16 w16cex w16sdtdh w16sdtfl w16du wp14">
   <w:body>
     <w:p>
+      <w:pPr>
+        <w:pStyle w:val="Title"/>
+      </w:pPr>
       <w:r>
         <w:rPr>
           <w:w w:val="105"/>
@@ -27,6 +30,7 @@
     <w:p>
       <w:pPr>
         <w:pStyle w:val="BodyText"/>
+        <w:ind w:left="110"/>
       </w:pPr>
       <w:r>
         <w:rPr>
@@ -84,10 +88,43 @@
         <w:r>
           <w:rPr>
             <w:rStyle w:val="Hyperlink"/>
-            <w:rFonts w:ascii="Aptos Display" w:hAnsi="Aptos Display" w:cs="Times New Roman"/>
+            <w:rFonts w:cs="Times New Roman"/>
             <w:w w:val="105"/>
           </w:rPr>
-          <w:t>capture456@outlook.com</w:t>
+          <w:t>compute456@outlook.com</w:t>
+        </w:r>
+      </w:hyperlink>
+      <w:r>
+        <w:rPr>
+          <w:rFonts w:cs="Times New Roman"/>
+          <w:spacing w:val="47"/>
+          <w:w w:val="105"/>
+        </w:rPr>
+        <w:t xml:space="preserve"> </w:t>
+      </w:r>
+      <w:r>
+        <w:rPr>
+          <w:rFonts w:cs="Times New Roman"/>
+          <w:w w:val="105"/>
+        </w:rPr>
+        <w:t>•</w:t>
+      </w:r>
+      <w:r>
+        <w:rPr>
+          <w:rFonts w:cs="Times New Roman"/>
+          <w:spacing w:val="46"/>
+          <w:w w:val="105"/>
+        </w:rPr>
+        <w:t xml:space="preserve"> </w:t>
+      </w:r>
+      <w:hyperlink r:id="rId9" w:history="1">
+        <w:r>
+          <w:rPr>
+            <w:rStyle w:val="Hyperlink"/>
+            <w:rFonts w:cs="Times New Roman"/>
+            <w:w w:val="105"/>
+          </w:rPr>
+          <w:t>https://david.simplifai.team</w:t>
         </w:r>
       </w:hyperlink>
       <w:r>
@@ -606,23 +643,7 @@
         <w:pStyle w:val="BulletedList"/>
       </w:pPr>
       <w:r>
-        <w:t xml:space="preserve">Applied automation and AI-assisted techniques to </w:t>
-      </w:r>
-      <w:proofErr w:type="spellStart"/>
-      <w:proofErr w:type="gramStart"/>
-      <w:r>
-        <w:t>streamlin</w:t>
-      </w:r>
-      <w:proofErr w:type="spellEnd"/>
-      <w:r>
-        <w:tab/>
-      </w:r>
-      <w:r>
-        <w:t>e</w:t>
-      </w:r>
-      <w:proofErr w:type="gramEnd"/>
-      <w:r>
-        <w:t xml:space="preserve"> system workflows, reduce manual overhead, and improve operational repeatability.</w:t>
+        <w:t>Applied automation and AI-assisted techniques to streamline system workflows, reduce manual overhead, and improve operational repeatability.</w:t>
       </w:r>
     </w:p>
     <w:p>
@@ -879,6 +900,7 @@
         <w:pStyle w:val="BulletedList"/>
       </w:pPr>
       <w:r>
+        <w:lastRenderedPageBreak/>
         <w:t>Designed a disaster recovery strategy with a 4-hour recovery time objective and 8-hour recovery point objective, incorporating encryption throughout the disaster recovery lifecycle.</w:t>
       </w:r>
     </w:p>
@@ -890,7 +912,6 @@
         </w:rPr>
       </w:pPr>
       <w:r>
-        <w:lastRenderedPageBreak/>
         <w:t>Established architectural patterns for performance, extensibility, maintainability, and operational stability across the platform.</w:t>
       </w:r>
     </w:p>
@@ -1190,6 +1211,7 @@
         </w:rPr>
       </w:pPr>
       <w:r>
+        <w:lastRenderedPageBreak/>
         <w:t>Developed SQL-based business systems supporting financial, purchasing, accounts receivable, and asset management workflows.</w:t>
       </w:r>
     </w:p>
@@ -1199,7 +1221,6 @@
         <w:spacing w:after="0"/>
       </w:pPr>
       <w:r>
-        <w:lastRenderedPageBreak/>
         <w:t>Access Development Corp — System Administrator / Programmer</w:t>
       </w:r>
     </w:p>
@@ -1616,7 +1637,7 @@
       </w:pPr>
     </w:p>
     <w:sectPr>
-      <w:footerReference w:type="default" r:id="rId9"/>
+      <w:footerReference w:type="default" r:id="rId10"/>
       <w:type w:val="continuous"/>
       <w:pgSz w:w="12240" w:h="15840"/>
       <w:pgMar w:top="980" w:right="720" w:bottom="700" w:left="720" w:header="0" w:footer="507" w:gutter="0"/>
@@ -1680,9 +1701,41 @@
       <w:r>
         <w:rPr>
           <w:rStyle w:val="Hyperlink"/>
-          <w:rFonts w:ascii="Aptos Display" w:hAnsi="Aptos Display"/>
-        </w:rPr>
-        <w:t>capture456@outlook.com</w:t>
+        </w:rPr>
+        <w:t>compute456@outlook.com</w:t>
+      </w:r>
+    </w:hyperlink>
+    <w:r>
+      <w:rPr>
+        <w:rFonts w:cs="Times New Roman"/>
+        <w:spacing w:val="47"/>
+        <w:w w:val="105"/>
+      </w:rPr>
+      <w:t xml:space="preserve"> </w:t>
+    </w:r>
+    <w:r>
+      <w:rPr>
+        <w:rFonts w:cs="Times New Roman"/>
+        <w:w w:val="105"/>
+      </w:rPr>
+      <w:t>•</w:t>
+    </w:r>
+    <w:r>
+      <w:rPr>
+        <w:rFonts w:cs="Times New Roman"/>
+        <w:spacing w:val="46"/>
+        <w:w w:val="105"/>
+      </w:rPr>
+      <w:t xml:space="preserve"> </w:t>
+    </w:r>
+    <w:hyperlink r:id="rId2" w:history="1">
+      <w:r>
+        <w:rPr>
+          <w:rStyle w:val="Hyperlink"/>
+          <w:rFonts w:cs="Times New Roman"/>
+          <w:w w:val="105"/>
+        </w:rPr>
+        <w:t>https://david.simplifai.team</w:t>
       </w:r>
     </w:hyperlink>
     <w:r>
@@ -4949,22 +5002,23 @@
   <w:style w:type="paragraph" w:default="1" w:styleId="Normal">
     <w:name w:val="Normal"/>
     <w:qFormat/>
-    <w:rsid w:val="00265828"/>
+    <w:rsid w:val="00B42337"/>
     <w:pPr>
       <w:spacing w:after="160"/>
       <w:ind w:left="115"/>
     </w:pPr>
     <w:rPr>
-      <w:rFonts w:ascii="Palatino Linotype" w:eastAsia="Palatino Linotype" w:hAnsi="Palatino Linotype" w:cs="Palatino Linotype"/>
+      <w:rFonts w:ascii="Aptos Display" w:eastAsia="Palatino Linotype" w:hAnsi="Aptos Display" w:cs="Palatino Linotype"/>
     </w:rPr>
   </w:style>
   <w:style w:type="paragraph" w:styleId="Heading1">
     <w:name w:val="heading 1"/>
     <w:basedOn w:val="Normal"/>
     <w:link w:val="Heading1Char"/>
+    <w:autoRedefine/>
     <w:uiPriority w:val="9"/>
     <w:qFormat/>
-    <w:rsid w:val="00265828"/>
+    <w:rsid w:val="00B42337"/>
     <w:pPr>
       <w:keepNext/>
       <w:keepLines/>
@@ -4978,7 +5032,7 @@
       <w:outlineLvl w:val="0"/>
     </w:pPr>
     <w:rPr>
-      <w:rFonts w:ascii="Times New Roman" w:eastAsia="Times New Roman" w:hAnsi="Times New Roman" w:cs="Times New Roman"/>
+      <w:rFonts w:eastAsia="Times New Roman" w:cs="Times New Roman"/>
       <w:b/>
       <w:bCs/>
       <w:w w:val="105"/>
@@ -5112,11 +5166,12 @@
     <w:link w:val="SubtitleChar"/>
     <w:uiPriority w:val="11"/>
     <w:qFormat/>
-    <w:rsid w:val="00265828"/>
+    <w:rsid w:val="00B42337"/>
     <w:pPr>
       <w:spacing w:before="0"/>
     </w:pPr>
     <w:rPr>
+      <w:rFonts w:ascii="Aptos Display" w:hAnsi="Aptos Display"/>
       <w:b w:val="0"/>
     </w:rPr>
   </w:style>
@@ -5125,9 +5180,9 @@
     <w:basedOn w:val="DefaultParagraphFont"/>
     <w:link w:val="Subtitle"/>
     <w:uiPriority w:val="11"/>
-    <w:rsid w:val="00265828"/>
+    <w:rsid w:val="00B42337"/>
     <w:rPr>
-      <w:rFonts w:ascii="Times New Roman" w:eastAsia="Palatino Linotype" w:hAnsi="Times New Roman" w:cs="Times New Roman"/>
+      <w:rFonts w:ascii="Aptos Display" w:eastAsia="Palatino Linotype" w:hAnsi="Aptos Display" w:cs="Times New Roman"/>
       <w:spacing w:val="-4"/>
       <w:w w:val="105"/>
       <w:sz w:val="26"/>
@@ -5138,8 +5193,9 @@
     <w:name w:val="Bulleted List"/>
     <w:basedOn w:val="Normal"/>
     <w:link w:val="BulletedListChar"/>
+    <w:autoRedefine/>
     <w:qFormat/>
-    <w:rsid w:val="00265828"/>
+    <w:rsid w:val="00B303E8"/>
     <w:pPr>
       <w:widowControl/>
       <w:numPr>
@@ -5151,7 +5207,7 @@
       <w:ind w:right="677"/>
     </w:pPr>
     <w:rPr>
-      <w:rFonts w:ascii="Times New Roman" w:eastAsia="Times New Roman" w:hAnsi="Times New Roman" w:cs="Times New Roman"/>
+      <w:rFonts w:eastAsia="Times New Roman" w:cs="Times New Roman"/>
       <w:sz w:val="24"/>
       <w:szCs w:val="24"/>
     </w:rPr>
@@ -5160,9 +5216,9 @@
     <w:name w:val="Bulleted List Char"/>
     <w:basedOn w:val="DefaultParagraphFont"/>
     <w:link w:val="BulletedList"/>
-    <w:rsid w:val="00265828"/>
+    <w:rsid w:val="00B303E8"/>
     <w:rPr>
-      <w:rFonts w:ascii="Times New Roman" w:eastAsia="Times New Roman" w:hAnsi="Times New Roman" w:cs="Times New Roman"/>
+      <w:rFonts w:ascii="Aptos Display" w:eastAsia="Times New Roman" w:hAnsi="Aptos Display" w:cs="Times New Roman"/>
       <w:sz w:val="24"/>
       <w:szCs w:val="24"/>
     </w:rPr>
@@ -5299,14 +5355,48 @@
     <w:basedOn w:val="DefaultParagraphFont"/>
     <w:link w:val="Heading1"/>
     <w:uiPriority w:val="9"/>
-    <w:rsid w:val="0088438B"/>
+    <w:rsid w:val="00B42337"/>
     <w:rPr>
-      <w:rFonts w:ascii="Times New Roman" w:eastAsia="Times New Roman" w:hAnsi="Times New Roman" w:cs="Times New Roman"/>
+      <w:rFonts w:ascii="Aptos Display" w:eastAsia="Times New Roman" w:hAnsi="Aptos Display" w:cs="Times New Roman"/>
       <w:b/>
       <w:bCs/>
       <w:w w:val="105"/>
       <w:sz w:val="32"/>
       <w:szCs w:val="32"/>
+    </w:rPr>
+  </w:style>
+  <w:style w:type="paragraph" w:styleId="Title">
+    <w:name w:val="Title"/>
+    <w:basedOn w:val="Normal"/>
+    <w:next w:val="Normal"/>
+    <w:link w:val="TitleChar"/>
+    <w:uiPriority w:val="10"/>
+    <w:qFormat/>
+    <w:rsid w:val="00B42337"/>
+    <w:pPr>
+      <w:spacing w:after="0"/>
+      <w:contextualSpacing/>
+    </w:pPr>
+    <w:rPr>
+      <w:rFonts w:asciiTheme="majorHAnsi" w:eastAsiaTheme="majorEastAsia" w:hAnsiTheme="majorHAnsi" w:cstheme="majorBidi"/>
+      <w:spacing w:val="-10"/>
+      <w:kern w:val="28"/>
+      <w:sz w:val="56"/>
+      <w:szCs w:val="56"/>
+    </w:rPr>
+  </w:style>
+  <w:style w:type="character" w:customStyle="1" w:styleId="TitleChar">
+    <w:name w:val="Title Char"/>
+    <w:basedOn w:val="DefaultParagraphFont"/>
+    <w:link w:val="Title"/>
+    <w:uiPriority w:val="10"/>
+    <w:rsid w:val="00B42337"/>
+    <w:rPr>
+      <w:rFonts w:asciiTheme="majorHAnsi" w:eastAsiaTheme="majorEastAsia" w:hAnsiTheme="majorHAnsi" w:cstheme="majorBidi"/>
+      <w:spacing w:val="-10"/>
+      <w:kern w:val="28"/>
+      <w:sz w:val="56"/>
+      <w:szCs w:val="56"/>
     </w:rPr>
   </w:style>
 </w:styles>
